--- a/paper/PAPER_II.docx
+++ b/paper/PAPER_II.docx
@@ -23,18 +23,6 @@
     <w:p>
       <w:pPr>
         <w:pStyle w:val="FirstParagraph"/>
-      </w:pPr>
-      <w:r>
-        <w:rPr>
-          <w:b/>
-          <w:bCs/>
-        </w:rPr>
-        <w:t xml:space="preserve">Szőke Barna</w:t>
-      </w:r>
-    </w:p>
-    <w:p>
-      <w:pPr>
-        <w:pStyle w:val="BodyText"/>
       </w:pPr>
       <w:r>
         <w:t xml:space="preserve">March 2026</w:t>
@@ -7344,7 +7332,25 @@
         <w:pStyle w:val="FirstParagraph"/>
       </w:pPr>
       <w:r>
-        <w:t xml:space="preserve">Copyright 2026 Szőke Barna. All rights reserved.</w:t>
+        <w:t xml:space="preserve">Copyright 2026. All rights reserved.</w:t>
+      </w:r>
+    </w:p>
+    <w:p>
+      <w:pPr>
+        <w:pStyle w:val="BodyText"/>
+      </w:pPr>
+      <w:r>
+        <w:rPr>
+          <w:b/>
+          <w:bCs/>
+        </w:rPr>
+        <w:t xml:space="preserve">Author:</w:t>
+      </w:r>
+      <w:r>
+        <w:t xml:space="preserve"> </w:t>
+      </w:r>
+      <w:r>
+        <w:t xml:space="preserve">Szőke Barna</w:t>
       </w:r>
     </w:p>
     <w:bookmarkEnd w:id="64"/>
